--- a/tillsyn/A 36088-2024 tillsynsbegäran.docx
+++ b/tillsyn/A 36088-2024 tillsynsbegäran.docx
@@ -323,7 +323,7 @@
     <w:r>
       <w:tab/>
       <w:tab/>
-      <w:t>2025-03-02</w:t>
+      <w:t>2025-03-03</w:t>
       <w:br/>
       <w:br/>
     </w:r>

--- a/tillsyn/A 36088-2024 tillsynsbegäran.docx
+++ b/tillsyn/A 36088-2024 tillsynsbegäran.docx
@@ -323,7 +323,7 @@
     <w:r>
       <w:tab/>
       <w:tab/>
-      <w:t>2025-03-03</w:t>
+      <w:t>2025-03-04</w:t>
       <w:br/>
       <w:br/>
     </w:r>

--- a/tillsyn/A 36088-2024 tillsynsbegäran.docx
+++ b/tillsyn/A 36088-2024 tillsynsbegäran.docx
@@ -323,7 +323,7 @@
     <w:r>
       <w:tab/>
       <w:tab/>
-      <w:t>2025-03-04</w:t>
+      <w:t>2025-03-05</w:t>
       <w:br/>
       <w:br/>
     </w:r>

--- a/tillsyn/A 36088-2024 tillsynsbegäran.docx
+++ b/tillsyn/A 36088-2024 tillsynsbegäran.docx
@@ -323,7 +323,7 @@
     <w:r>
       <w:tab/>
       <w:tab/>
-      <w:t>2025-03-05</w:t>
+      <w:t>2025-03-06</w:t>
       <w:br/>
       <w:br/>
     </w:r>

--- a/tillsyn/A 36088-2024 tillsynsbegäran.docx
+++ b/tillsyn/A 36088-2024 tillsynsbegäran.docx
@@ -323,7 +323,7 @@
     <w:r>
       <w:tab/>
       <w:tab/>
-      <w:t>2025-03-06</w:t>
+      <w:t>2025-03-07</w:t>
       <w:br/>
       <w:br/>
     </w:r>

--- a/tillsyn/A 36088-2024 tillsynsbegäran.docx
+++ b/tillsyn/A 36088-2024 tillsynsbegäran.docx
@@ -323,7 +323,7 @@
     <w:r>
       <w:tab/>
       <w:tab/>
-      <w:t>2025-03-07</w:t>
+      <w:t>2025-03-08</w:t>
       <w:br/>
       <w:br/>
     </w:r>

--- a/tillsyn/A 36088-2024 tillsynsbegäran.docx
+++ b/tillsyn/A 36088-2024 tillsynsbegäran.docx
@@ -323,7 +323,7 @@
     <w:r>
       <w:tab/>
       <w:tab/>
-      <w:t>2025-03-08</w:t>
+      <w:t>2025-03-09</w:t>
       <w:br/>
       <w:br/>
     </w:r>

--- a/tillsyn/A 36088-2024 tillsynsbegäran.docx
+++ b/tillsyn/A 36088-2024 tillsynsbegäran.docx
@@ -323,7 +323,7 @@
     <w:r>
       <w:tab/>
       <w:tab/>
-      <w:t>2025-03-09</w:t>
+      <w:t>2025-03-10</w:t>
       <w:br/>
       <w:br/>
     </w:r>

--- a/tillsyn/A 36088-2024 tillsynsbegäran.docx
+++ b/tillsyn/A 36088-2024 tillsynsbegäran.docx
@@ -323,7 +323,7 @@
     <w:r>
       <w:tab/>
       <w:tab/>
-      <w:t>2025-03-10</w:t>
+      <w:t>2025-03-11</w:t>
       <w:br/>
       <w:br/>
     </w:r>

--- a/tillsyn/A 36088-2024 tillsynsbegäran.docx
+++ b/tillsyn/A 36088-2024 tillsynsbegäran.docx
@@ -323,7 +323,7 @@
     <w:r>
       <w:tab/>
       <w:tab/>
-      <w:t>2025-03-11</w:t>
+      <w:t>2025-03-12</w:t>
       <w:br/>
       <w:br/>
     </w:r>

--- a/tillsyn/A 36088-2024 tillsynsbegäran.docx
+++ b/tillsyn/A 36088-2024 tillsynsbegäran.docx
@@ -323,7 +323,7 @@
     <w:r>
       <w:tab/>
       <w:tab/>
-      <w:t>2025-03-12</w:t>
+      <w:t>2025-03-13</w:t>
       <w:br/>
       <w:br/>
     </w:r>

--- a/tillsyn/A 36088-2024 tillsynsbegäran.docx
+++ b/tillsyn/A 36088-2024 tillsynsbegäran.docx
@@ -323,7 +323,7 @@
     <w:r>
       <w:tab/>
       <w:tab/>
-      <w:t>2025-03-13</w:t>
+      <w:t>2025-03-14</w:t>
       <w:br/>
       <w:br/>
     </w:r>

--- a/tillsyn/A 36088-2024 tillsynsbegäran.docx
+++ b/tillsyn/A 36088-2024 tillsynsbegäran.docx
@@ -323,7 +323,7 @@
     <w:r>
       <w:tab/>
       <w:tab/>
-      <w:t>2025-03-14</w:t>
+      <w:t>2025-03-15</w:t>
       <w:br/>
       <w:br/>
     </w:r>

--- a/tillsyn/A 36088-2024 tillsynsbegäran.docx
+++ b/tillsyn/A 36088-2024 tillsynsbegäran.docx
@@ -323,7 +323,7 @@
     <w:r>
       <w:tab/>
       <w:tab/>
-      <w:t>2025-03-15</w:t>
+      <w:t>2025-03-16</w:t>
       <w:br/>
       <w:br/>
     </w:r>

--- a/tillsyn/A 36088-2024 tillsynsbegäran.docx
+++ b/tillsyn/A 36088-2024 tillsynsbegäran.docx
@@ -323,7 +323,7 @@
     <w:r>
       <w:tab/>
       <w:tab/>
-      <w:t>2025-03-16</w:t>
+      <w:t>2025-03-17</w:t>
       <w:br/>
       <w:br/>
     </w:r>

--- a/tillsyn/A 36088-2024 tillsynsbegäran.docx
+++ b/tillsyn/A 36088-2024 tillsynsbegäran.docx
@@ -323,7 +323,7 @@
     <w:r>
       <w:tab/>
       <w:tab/>
-      <w:t>2025-03-17</w:t>
+      <w:t>2025-03-18</w:t>
       <w:br/>
       <w:br/>
     </w:r>

--- a/tillsyn/A 36088-2024 tillsynsbegäran.docx
+++ b/tillsyn/A 36088-2024 tillsynsbegäran.docx
@@ -323,7 +323,7 @@
     <w:r>
       <w:tab/>
       <w:tab/>
-      <w:t>2025-03-18</w:t>
+      <w:t>2025-03-19</w:t>
       <w:br/>
       <w:br/>
     </w:r>

--- a/tillsyn/A 36088-2024 tillsynsbegäran.docx
+++ b/tillsyn/A 36088-2024 tillsynsbegäran.docx
@@ -323,7 +323,7 @@
     <w:r>
       <w:tab/>
       <w:tab/>
-      <w:t>2025-03-19</w:t>
+      <w:t>2025-03-20</w:t>
       <w:br/>
       <w:br/>
     </w:r>

--- a/tillsyn/A 36088-2024 tillsynsbegäran.docx
+++ b/tillsyn/A 36088-2024 tillsynsbegäran.docx
@@ -323,7 +323,7 @@
     <w:r>
       <w:tab/>
       <w:tab/>
-      <w:t>2025-03-20</w:t>
+      <w:t>2025-03-21</w:t>
       <w:br/>
       <w:br/>
     </w:r>

--- a/tillsyn/A 36088-2024 tillsynsbegäran.docx
+++ b/tillsyn/A 36088-2024 tillsynsbegäran.docx
@@ -323,7 +323,7 @@
     <w:r>
       <w:tab/>
       <w:tab/>
-      <w:t>2025-03-21</w:t>
+      <w:t>2025-03-22</w:t>
       <w:br/>
       <w:br/>
     </w:r>

--- a/tillsyn/A 36088-2024 tillsynsbegäran.docx
+++ b/tillsyn/A 36088-2024 tillsynsbegäran.docx
@@ -323,7 +323,7 @@
     <w:r>
       <w:tab/>
       <w:tab/>
-      <w:t>2025-03-22</w:t>
+      <w:t>2025-03-23</w:t>
       <w:br/>
       <w:br/>
     </w:r>

--- a/tillsyn/A 36088-2024 tillsynsbegäran.docx
+++ b/tillsyn/A 36088-2024 tillsynsbegäran.docx
@@ -323,7 +323,7 @@
     <w:r>
       <w:tab/>
       <w:tab/>
-      <w:t>2025-03-23</w:t>
+      <w:t>2025-03-24</w:t>
       <w:br/>
       <w:br/>
     </w:r>

--- a/tillsyn/A 36088-2024 tillsynsbegäran.docx
+++ b/tillsyn/A 36088-2024 tillsynsbegäran.docx
@@ -323,7 +323,7 @@
     <w:r>
       <w:tab/>
       <w:tab/>
-      <w:t>2025-03-24</w:t>
+      <w:t>2025-03-25</w:t>
       <w:br/>
       <w:br/>
     </w:r>

--- a/tillsyn/A 36088-2024 tillsynsbegäran.docx
+++ b/tillsyn/A 36088-2024 tillsynsbegäran.docx
@@ -323,7 +323,7 @@
     <w:r>
       <w:tab/>
       <w:tab/>
-      <w:t>2025-03-25</w:t>
+      <w:t>2025-03-26</w:t>
       <w:br/>
       <w:br/>
     </w:r>

--- a/tillsyn/A 36088-2024 tillsynsbegäran.docx
+++ b/tillsyn/A 36088-2024 tillsynsbegäran.docx
@@ -323,7 +323,7 @@
     <w:r>
       <w:tab/>
       <w:tab/>
-      <w:t>2025-03-26</w:t>
+      <w:t>2025-03-27</w:t>
       <w:br/>
       <w:br/>
     </w:r>

--- a/tillsyn/A 36088-2024 tillsynsbegäran.docx
+++ b/tillsyn/A 36088-2024 tillsynsbegäran.docx
@@ -323,7 +323,7 @@
     <w:r>
       <w:tab/>
       <w:tab/>
-      <w:t>2025-03-27</w:t>
+      <w:t>2025-03-28</w:t>
       <w:br/>
       <w:br/>
     </w:r>

--- a/tillsyn/A 36088-2024 tillsynsbegäran.docx
+++ b/tillsyn/A 36088-2024 tillsynsbegäran.docx
@@ -323,7 +323,7 @@
     <w:r>
       <w:tab/>
       <w:tab/>
-      <w:t>2025-03-28</w:t>
+      <w:t>2025-03-29</w:t>
       <w:br/>
       <w:br/>
     </w:r>

--- a/tillsyn/A 36088-2024 tillsynsbegäran.docx
+++ b/tillsyn/A 36088-2024 tillsynsbegäran.docx
@@ -323,7 +323,7 @@
     <w:r>
       <w:tab/>
       <w:tab/>
-      <w:t>2025-04-02</w:t>
+      <w:t>2025-04-03</w:t>
       <w:br/>
       <w:br/>
     </w:r>

--- a/tillsyn/A 36088-2024 tillsynsbegäran.docx
+++ b/tillsyn/A 36088-2024 tillsynsbegäran.docx
@@ -323,7 +323,7 @@
     <w:r>
       <w:tab/>
       <w:tab/>
-      <w:t>2025-04-03</w:t>
+      <w:t>2025-04-05</w:t>
       <w:br/>
       <w:br/>
     </w:r>

--- a/tillsyn/A 36088-2024 tillsynsbegäran.docx
+++ b/tillsyn/A 36088-2024 tillsynsbegäran.docx
@@ -323,7 +323,7 @@
     <w:r>
       <w:tab/>
       <w:tab/>
-      <w:t>2025-04-05</w:t>
+      <w:t>2025-04-06</w:t>
       <w:br/>
       <w:br/>
     </w:r>

--- a/tillsyn/A 36088-2024 tillsynsbegäran.docx
+++ b/tillsyn/A 36088-2024 tillsynsbegäran.docx
@@ -323,7 +323,7 @@
     <w:r>
       <w:tab/>
       <w:tab/>
-      <w:t>2025-04-06</w:t>
+      <w:t>2025-04-07</w:t>
       <w:br/>
       <w:br/>
     </w:r>

--- a/tillsyn/A 36088-2024 tillsynsbegäran.docx
+++ b/tillsyn/A 36088-2024 tillsynsbegäran.docx
@@ -323,7 +323,7 @@
     <w:r>
       <w:tab/>
       <w:tab/>
-      <w:t>2025-04-07</w:t>
+      <w:t>2025-04-08</w:t>
       <w:br/>
       <w:br/>
     </w:r>

--- a/tillsyn/A 36088-2024 tillsynsbegäran.docx
+++ b/tillsyn/A 36088-2024 tillsynsbegäran.docx
@@ -323,7 +323,7 @@
     <w:r>
       <w:tab/>
       <w:tab/>
-      <w:t>2025-04-08</w:t>
+      <w:t>2025-04-09</w:t>
       <w:br/>
       <w:br/>
     </w:r>

--- a/tillsyn/A 36088-2024 tillsynsbegäran.docx
+++ b/tillsyn/A 36088-2024 tillsynsbegäran.docx
@@ -95,10 +95,32 @@
         <w:rPr>
           <w:b/>
         </w:rPr>
+        <w:t>Kolflarnlav (NT)</w:t>
+      </w:r>
+      <w:r>
+        <w:t xml:space="preserve"> är brandberoende och växer nästan uteslutande på kolad hård kärnved av tall. Etableringen verkar ske först 100–300 år efter brand och nytt substrat nybildas i mycket begränsad omfattning. Avverkning av tallskog av naturskogskaraktär med spår av återkommande bränder är ett hot och mängden lämplig ved att växa på för arten minskar dels på grund av naturlig nedbrytning men framförallt på grund av att det förstörs i samband med slutavverkningar, gallringar och markberedning. Såväl kolflarnlav som mörk kolflarnlav har glänsande bålfjäll och förekommer främst i tall- och blandbarrskogar av naturskogskaraktär med spår av återkommande bränder. Skogar som dessa hyser höga biologiska värden och bör skyddas (SLU Artdatabanken, 2024).</w:t>
+      </w:r>
+    </w:p>
+    <w:p>
+      <w:r>
+        <w:rPr>
+          <w:b/>
+        </w:rPr>
         <w:t>Lunglav (NT)</w:t>
       </w:r>
       <w:r>
         <w:t xml:space="preserve"> är en av vårt lands främsta signalarter som överallt indikerar gamla lövträd, skogsbestånd med höga naturvärden och ekosystem med lång skoglig kontinuitet. Lokalt kan förekomsten vara mycket riklig men den hittas nästan enbart i gamla och ej slutavverkade skogar. Artens samtliga förekomster bör uppmärksammas från naturvårdssynpunkt, då många lokaler även hyser andra ovanliga och rödlistade arter. Rikliga förekomster bör skyddas med biotopskydd, frivilliga avsättningar eller reservat (SLU Artdatabanken, 2024; Nitare &amp; Skogsstyrelsen, 2019).</w:t>
+      </w:r>
+    </w:p>
+    <w:p>
+      <w:r>
+        <w:rPr>
+          <w:b/>
+        </w:rPr>
+        <w:t xml:space="preserve">Vaddporing (NT) </w:t>
+      </w:r>
+      <w:r>
+        <w:t>är en brunrötande vednedbrytare som hittas på undersidan av liggande murken tallved i olika former. Substratet utgörs framför allt av den typ av hård, kådimpregnerad och ofta kolad tallved som skapas i brandpräglad skog. Vedtypen nybildas i mycket liten omfattning och det är sannolikt att arten upplever en utdöendeskuld. För att garantera artens fortlevnad bör man både säkra att artens växtplatser hålls intakta samt att långsiktigt säkerställa att ny ved tillkommer, allra helst i omedelbar anslutning till artens växtplatser. Skoglig gallring och annat uttag av virke innebär ett hot mot arten (SLU Artdatabanken, 2024).</w:t>
       </w:r>
     </w:p>
     <w:p>
@@ -323,7 +345,7 @@
     <w:r>
       <w:tab/>
       <w:tab/>
-      <w:t>2025-04-09</w:t>
+      <w:t>2025-04-10</w:t>
       <w:br/>
       <w:br/>
     </w:r>

--- a/tillsyn/A 36088-2024 tillsynsbegäran.docx
+++ b/tillsyn/A 36088-2024 tillsynsbegäran.docx
@@ -345,7 +345,7 @@
     <w:r>
       <w:tab/>
       <w:tab/>
-      <w:t>2025-04-10</w:t>
+      <w:t>2025-04-11</w:t>
       <w:br/>
       <w:br/>
     </w:r>

--- a/tillsyn/A 36088-2024 tillsynsbegäran.docx
+++ b/tillsyn/A 36088-2024 tillsynsbegäran.docx
@@ -345,7 +345,7 @@
     <w:r>
       <w:tab/>
       <w:tab/>
-      <w:t>2025-04-11</w:t>
+      <w:t>2025-04-12</w:t>
       <w:br/>
       <w:br/>
     </w:r>

--- a/tillsyn/A 36088-2024 tillsynsbegäran.docx
+++ b/tillsyn/A 36088-2024 tillsynsbegäran.docx
@@ -345,7 +345,7 @@
     <w:r>
       <w:tab/>
       <w:tab/>
-      <w:t>2025-04-12</w:t>
+      <w:t>2025-04-13</w:t>
       <w:br/>
       <w:br/>
     </w:r>

--- a/tillsyn/A 36088-2024 tillsynsbegäran.docx
+++ b/tillsyn/A 36088-2024 tillsynsbegäran.docx
@@ -345,7 +345,7 @@
     <w:r>
       <w:tab/>
       <w:tab/>
-      <w:t>2025-04-13</w:t>
+      <w:t>2025-04-14</w:t>
       <w:br/>
       <w:br/>
     </w:r>

--- a/tillsyn/A 36088-2024 tillsynsbegäran.docx
+++ b/tillsyn/A 36088-2024 tillsynsbegäran.docx
@@ -345,7 +345,7 @@
     <w:r>
       <w:tab/>
       <w:tab/>
-      <w:t>2025-04-14</w:t>
+      <w:t>2025-04-15</w:t>
       <w:br/>
       <w:br/>
     </w:r>

--- a/tillsyn/A 36088-2024 tillsynsbegäran.docx
+++ b/tillsyn/A 36088-2024 tillsynsbegäran.docx
@@ -345,7 +345,7 @@
     <w:r>
       <w:tab/>
       <w:tab/>
-      <w:t>2025-04-15</w:t>
+      <w:t>2025-04-16</w:t>
       <w:br/>
       <w:br/>
     </w:r>

--- a/tillsyn/A 36088-2024 tillsynsbegäran.docx
+++ b/tillsyn/A 36088-2024 tillsynsbegäran.docx
@@ -345,7 +345,7 @@
     <w:r>
       <w:tab/>
       <w:tab/>
-      <w:t>2025-04-16</w:t>
+      <w:t>2025-04-17</w:t>
       <w:br/>
       <w:br/>
     </w:r>

--- a/tillsyn/A 36088-2024 tillsynsbegäran.docx
+++ b/tillsyn/A 36088-2024 tillsynsbegäran.docx
@@ -345,7 +345,7 @@
     <w:r>
       <w:tab/>
       <w:tab/>
-      <w:t>2025-04-17</w:t>
+      <w:t>2025-04-18</w:t>
       <w:br/>
       <w:br/>
     </w:r>

--- a/tillsyn/A 36088-2024 tillsynsbegäran.docx
+++ b/tillsyn/A 36088-2024 tillsynsbegäran.docx
@@ -345,7 +345,7 @@
     <w:r>
       <w:tab/>
       <w:tab/>
-      <w:t>2025-04-18</w:t>
+      <w:t>2025-04-19</w:t>
       <w:br/>
       <w:br/>
     </w:r>

--- a/tillsyn/A 36088-2024 tillsynsbegäran.docx
+++ b/tillsyn/A 36088-2024 tillsynsbegäran.docx
@@ -345,7 +345,7 @@
     <w:r>
       <w:tab/>
       <w:tab/>
-      <w:t>2025-05-03</w:t>
+      <w:t>2025-05-04</w:t>
       <w:br/>
       <w:br/>
     </w:r>

--- a/tillsyn/A 36088-2024 tillsynsbegäran.docx
+++ b/tillsyn/A 36088-2024 tillsynsbegäran.docx
@@ -345,7 +345,7 @@
     <w:r>
       <w:tab/>
       <w:tab/>
-      <w:t>2025-05-04</w:t>
+      <w:t>2025-05-06</w:t>
       <w:br/>
       <w:br/>
     </w:r>

--- a/tillsyn/A 36088-2024 tillsynsbegäran.docx
+++ b/tillsyn/A 36088-2024 tillsynsbegäran.docx
@@ -345,7 +345,7 @@
     <w:r>
       <w:tab/>
       <w:tab/>
-      <w:t>2025-05-06</w:t>
+      <w:t>2025-05-07</w:t>
       <w:br/>
       <w:br/>
     </w:r>

--- a/tillsyn/A 36088-2024 tillsynsbegäran.docx
+++ b/tillsyn/A 36088-2024 tillsynsbegäran.docx
@@ -345,7 +345,7 @@
     <w:r>
       <w:tab/>
       <w:tab/>
-      <w:t>2025-05-07</w:t>
+      <w:t>2025-05-08</w:t>
       <w:br/>
       <w:br/>
     </w:r>

--- a/tillsyn/A 36088-2024 tillsynsbegäran.docx
+++ b/tillsyn/A 36088-2024 tillsynsbegäran.docx
@@ -345,7 +345,7 @@
     <w:r>
       <w:tab/>
       <w:tab/>
-      <w:t>2025-05-08</w:t>
+      <w:t>2025-05-09</w:t>
       <w:br/>
       <w:br/>
     </w:r>

--- a/tillsyn/A 36088-2024 tillsynsbegäran.docx
+++ b/tillsyn/A 36088-2024 tillsynsbegäran.docx
@@ -345,7 +345,7 @@
     <w:r>
       <w:tab/>
       <w:tab/>
-      <w:t>2025-05-09</w:t>
+      <w:t>2025-05-10</w:t>
       <w:br/>
       <w:br/>
     </w:r>

--- a/tillsyn/A 36088-2024 tillsynsbegäran.docx
+++ b/tillsyn/A 36088-2024 tillsynsbegäran.docx
@@ -345,7 +345,7 @@
     <w:r>
       <w:tab/>
       <w:tab/>
-      <w:t>2025-05-10</w:t>
+      <w:t>2025-05-11</w:t>
       <w:br/>
       <w:br/>
     </w:r>

--- a/tillsyn/A 36088-2024 tillsynsbegäran.docx
+++ b/tillsyn/A 36088-2024 tillsynsbegäran.docx
@@ -345,7 +345,7 @@
     <w:r>
       <w:tab/>
       <w:tab/>
-      <w:t>2025-05-11</w:t>
+      <w:t>2025-05-12</w:t>
       <w:br/>
       <w:br/>
     </w:r>

--- a/tillsyn/A 36088-2024 tillsynsbegäran.docx
+++ b/tillsyn/A 36088-2024 tillsynsbegäran.docx
@@ -345,7 +345,7 @@
     <w:r>
       <w:tab/>
       <w:tab/>
-      <w:t>2025-05-12</w:t>
+      <w:t>2025-05-13</w:t>
       <w:br/>
       <w:br/>
     </w:r>

--- a/tillsyn/A 36088-2024 tillsynsbegäran.docx
+++ b/tillsyn/A 36088-2024 tillsynsbegäran.docx
@@ -345,7 +345,7 @@
     <w:r>
       <w:tab/>
       <w:tab/>
-      <w:t>2025-05-13</w:t>
+      <w:t>2025-05-14</w:t>
       <w:br/>
       <w:br/>
     </w:r>

--- a/tillsyn/A 36088-2024 tillsynsbegäran.docx
+++ b/tillsyn/A 36088-2024 tillsynsbegäran.docx
@@ -345,7 +345,7 @@
     <w:r>
       <w:tab/>
       <w:tab/>
-      <w:t>2025-05-14</w:t>
+      <w:t>2025-05-15</w:t>
       <w:br/>
       <w:br/>
     </w:r>

--- a/tillsyn/A 36088-2024 tillsynsbegäran.docx
+++ b/tillsyn/A 36088-2024 tillsynsbegäran.docx
@@ -345,7 +345,7 @@
     <w:r>
       <w:tab/>
       <w:tab/>
-      <w:t>2025-05-15</w:t>
+      <w:t>2025-05-16</w:t>
       <w:br/>
       <w:br/>
     </w:r>

--- a/tillsyn/A 36088-2024 tillsynsbegäran.docx
+++ b/tillsyn/A 36088-2024 tillsynsbegäran.docx
@@ -345,7 +345,7 @@
     <w:r>
       <w:tab/>
       <w:tab/>
-      <w:t>2025-05-16</w:t>
+      <w:t>2025-05-17</w:t>
       <w:br/>
       <w:br/>
     </w:r>

--- a/tillsyn/A 36088-2024 tillsynsbegäran.docx
+++ b/tillsyn/A 36088-2024 tillsynsbegäran.docx
@@ -345,7 +345,7 @@
     <w:r>
       <w:tab/>
       <w:tab/>
-      <w:t>2025-05-17</w:t>
+      <w:t>2025-05-18</w:t>
       <w:br/>
       <w:br/>
     </w:r>

--- a/tillsyn/A 36088-2024 tillsynsbegäran.docx
+++ b/tillsyn/A 36088-2024 tillsynsbegäran.docx
@@ -345,7 +345,7 @@
     <w:r>
       <w:tab/>
       <w:tab/>
-      <w:t>2025-05-18</w:t>
+      <w:t>2025-05-19</w:t>
       <w:br/>
       <w:br/>
     </w:r>

--- a/tillsyn/A 36088-2024 tillsynsbegäran.docx
+++ b/tillsyn/A 36088-2024 tillsynsbegäran.docx
@@ -345,7 +345,7 @@
     <w:r>
       <w:tab/>
       <w:tab/>
-      <w:t>2025-05-19</w:t>
+      <w:t>2025-05-20</w:t>
       <w:br/>
       <w:br/>
     </w:r>

--- a/tillsyn/A 36088-2024 tillsynsbegäran.docx
+++ b/tillsyn/A 36088-2024 tillsynsbegäran.docx
@@ -345,7 +345,7 @@
     <w:r>
       <w:tab/>
       <w:tab/>
-      <w:t>2025-05-20</w:t>
+      <w:t>2025-05-21</w:t>
       <w:br/>
       <w:br/>
     </w:r>

--- a/tillsyn/A 36088-2024 tillsynsbegäran.docx
+++ b/tillsyn/A 36088-2024 tillsynsbegäran.docx
@@ -345,7 +345,7 @@
     <w:r>
       <w:tab/>
       <w:tab/>
-      <w:t>2025-05-21</w:t>
+      <w:t>2025-05-22</w:t>
       <w:br/>
       <w:br/>
     </w:r>

--- a/tillsyn/A 36088-2024 tillsynsbegäran.docx
+++ b/tillsyn/A 36088-2024 tillsynsbegäran.docx
@@ -345,7 +345,7 @@
     <w:r>
       <w:tab/>
       <w:tab/>
-      <w:t>2025-05-22</w:t>
+      <w:t>2025-05-23</w:t>
       <w:br/>
       <w:br/>
     </w:r>

--- a/tillsyn/A 36088-2024 tillsynsbegäran.docx
+++ b/tillsyn/A 36088-2024 tillsynsbegäran.docx
@@ -345,7 +345,7 @@
     <w:r>
       <w:tab/>
       <w:tab/>
-      <w:t>2025-05-23</w:t>
+      <w:t>2025-05-24</w:t>
       <w:br/>
       <w:br/>
     </w:r>

--- a/tillsyn/A 36088-2024 tillsynsbegäran.docx
+++ b/tillsyn/A 36088-2024 tillsynsbegäran.docx
@@ -345,7 +345,7 @@
     <w:r>
       <w:tab/>
       <w:tab/>
-      <w:t>2025-05-24</w:t>
+      <w:t>2025-05-25</w:t>
       <w:br/>
       <w:br/>
     </w:r>

--- a/tillsyn/A 36088-2024 tillsynsbegäran.docx
+++ b/tillsyn/A 36088-2024 tillsynsbegäran.docx
@@ -345,7 +345,7 @@
     <w:r>
       <w:tab/>
       <w:tab/>
-      <w:t>2025-05-25</w:t>
+      <w:t>2025-05-26</w:t>
       <w:br/>
       <w:br/>
     </w:r>

--- a/tillsyn/A 36088-2024 tillsynsbegäran.docx
+++ b/tillsyn/A 36088-2024 tillsynsbegäran.docx
@@ -345,7 +345,7 @@
     <w:r>
       <w:tab/>
       <w:tab/>
-      <w:t>2025-05-26</w:t>
+      <w:t>2025-05-27</w:t>
       <w:br/>
       <w:br/>
     </w:r>

--- a/tillsyn/A 36088-2024 tillsynsbegäran.docx
+++ b/tillsyn/A 36088-2024 tillsynsbegäran.docx
@@ -345,7 +345,7 @@
     <w:r>
       <w:tab/>
       <w:tab/>
-      <w:t>2025-05-27</w:t>
+      <w:t>2025-05-30</w:t>
       <w:br/>
       <w:br/>
     </w:r>

--- a/tillsyn/A 36088-2024 tillsynsbegäran.docx
+++ b/tillsyn/A 36088-2024 tillsynsbegäran.docx
@@ -345,7 +345,7 @@
     <w:r>
       <w:tab/>
       <w:tab/>
-      <w:t>2025-05-30</w:t>
+      <w:t>2025-06-01</w:t>
       <w:br/>
       <w:br/>
     </w:r>

--- a/tillsyn/A 36088-2024 tillsynsbegäran.docx
+++ b/tillsyn/A 36088-2024 tillsynsbegäran.docx
@@ -345,7 +345,7 @@
     <w:r>
       <w:tab/>
       <w:tab/>
-      <w:t>2025-06-01</w:t>
+      <w:t>2025-06-02</w:t>
       <w:br/>
       <w:br/>
     </w:r>

--- a/tillsyn/A 36088-2024 tillsynsbegäran.docx
+++ b/tillsyn/A 36088-2024 tillsynsbegäran.docx
@@ -345,7 +345,7 @@
     <w:r>
       <w:tab/>
       <w:tab/>
-      <w:t>2025-06-02</w:t>
+      <w:t>2025-06-03</w:t>
       <w:br/>
       <w:br/>
     </w:r>

--- a/tillsyn/A 36088-2024 tillsynsbegäran.docx
+++ b/tillsyn/A 36088-2024 tillsynsbegäran.docx
@@ -345,7 +345,7 @@
     <w:r>
       <w:tab/>
       <w:tab/>
-      <w:t>2025-06-03</w:t>
+      <w:t>2025-06-04</w:t>
       <w:br/>
       <w:br/>
     </w:r>

--- a/tillsyn/A 36088-2024 tillsynsbegäran.docx
+++ b/tillsyn/A 36088-2024 tillsynsbegäran.docx
@@ -345,7 +345,7 @@
     <w:r>
       <w:tab/>
       <w:tab/>
-      <w:t>2025-06-04</w:t>
+      <w:t>2025-06-05</w:t>
       <w:br/>
       <w:br/>
     </w:r>

--- a/tillsyn/A 36088-2024 tillsynsbegäran.docx
+++ b/tillsyn/A 36088-2024 tillsynsbegäran.docx
@@ -345,7 +345,7 @@
     <w:r>
       <w:tab/>
       <w:tab/>
-      <w:t>2025-06-13</w:t>
+      <w:t>2025-06-15</w:t>
       <w:br/>
       <w:br/>
     </w:r>

--- a/tillsyn/A 36088-2024 tillsynsbegäran.docx
+++ b/tillsyn/A 36088-2024 tillsynsbegäran.docx
@@ -345,7 +345,7 @@
     <w:r>
       <w:tab/>
       <w:tab/>
-      <w:t>2025-06-15</w:t>
+      <w:t>2025-06-16</w:t>
       <w:br/>
       <w:br/>
     </w:r>

--- a/tillsyn/A 36088-2024 tillsynsbegäran.docx
+++ b/tillsyn/A 36088-2024 tillsynsbegäran.docx
@@ -345,7 +345,7 @@
     <w:r>
       <w:tab/>
       <w:tab/>
-      <w:t>2025-06-16</w:t>
+      <w:t>2025-06-17</w:t>
       <w:br/>
       <w:br/>
     </w:r>

--- a/tillsyn/A 36088-2024 tillsynsbegäran.docx
+++ b/tillsyn/A 36088-2024 tillsynsbegäran.docx
@@ -345,7 +345,7 @@
     <w:r>
       <w:tab/>
       <w:tab/>
-      <w:t>2025-06-17</w:t>
+      <w:t>2025-06-18</w:t>
       <w:br/>
       <w:br/>
     </w:r>

--- a/tillsyn/A 36088-2024 tillsynsbegäran.docx
+++ b/tillsyn/A 36088-2024 tillsynsbegäran.docx
@@ -345,7 +345,7 @@
     <w:r>
       <w:tab/>
       <w:tab/>
-      <w:t>2025-06-18</w:t>
+      <w:t>2025-06-19</w:t>
       <w:br/>
       <w:br/>
     </w:r>

--- a/tillsyn/A 36088-2024 tillsynsbegäran.docx
+++ b/tillsyn/A 36088-2024 tillsynsbegäran.docx
@@ -345,7 +345,7 @@
     <w:r>
       <w:tab/>
       <w:tab/>
-      <w:t>2025-06-19</w:t>
+      <w:t>2025-06-20</w:t>
       <w:br/>
       <w:br/>
     </w:r>

--- a/tillsyn/A 36088-2024 tillsynsbegäran.docx
+++ b/tillsyn/A 36088-2024 tillsynsbegäran.docx
@@ -345,7 +345,7 @@
     <w:r>
       <w:tab/>
       <w:tab/>
-      <w:t>2025-06-20</w:t>
+      <w:t>2025-06-21</w:t>
       <w:br/>
       <w:br/>
     </w:r>

--- a/tillsyn/A 36088-2024 tillsynsbegäran.docx
+++ b/tillsyn/A 36088-2024 tillsynsbegäran.docx
@@ -345,7 +345,7 @@
     <w:r>
       <w:tab/>
       <w:tab/>
-      <w:t>2025-06-21</w:t>
+      <w:t>2025-06-22</w:t>
       <w:br/>
       <w:br/>
     </w:r>

--- a/tillsyn/A 36088-2024 tillsynsbegäran.docx
+++ b/tillsyn/A 36088-2024 tillsynsbegäran.docx
@@ -345,7 +345,7 @@
     <w:r>
       <w:tab/>
       <w:tab/>
-      <w:t>2025-06-22</w:t>
+      <w:t>2025-06-23</w:t>
       <w:br/>
       <w:br/>
     </w:r>

--- a/tillsyn/A 36088-2024 tillsynsbegäran.docx
+++ b/tillsyn/A 36088-2024 tillsynsbegäran.docx
@@ -345,7 +345,7 @@
     <w:r>
       <w:tab/>
       <w:tab/>
-      <w:t>2025-06-23</w:t>
+      <w:t>2025-06-24</w:t>
       <w:br/>
       <w:br/>
     </w:r>

--- a/tillsyn/A 36088-2024 tillsynsbegäran.docx
+++ b/tillsyn/A 36088-2024 tillsynsbegäran.docx
@@ -345,7 +345,7 @@
     <w:r>
       <w:tab/>
       <w:tab/>
-      <w:t>2025-06-24</w:t>
+      <w:t>2025-06-25</w:t>
       <w:br/>
       <w:br/>
     </w:r>

--- a/tillsyn/A 36088-2024 tillsynsbegäran.docx
+++ b/tillsyn/A 36088-2024 tillsynsbegäran.docx
@@ -345,7 +345,7 @@
     <w:r>
       <w:tab/>
       <w:tab/>
-      <w:t>2025-06-25</w:t>
+      <w:t>2025-06-26</w:t>
       <w:br/>
       <w:br/>
     </w:r>

--- a/tillsyn/A 36088-2024 tillsynsbegäran.docx
+++ b/tillsyn/A 36088-2024 tillsynsbegäran.docx
@@ -345,7 +345,7 @@
     <w:r>
       <w:tab/>
       <w:tab/>
-      <w:t>2025-06-26</w:t>
+      <w:t>2025-06-27</w:t>
       <w:br/>
       <w:br/>
     </w:r>

--- a/tillsyn/A 36088-2024 tillsynsbegäran.docx
+++ b/tillsyn/A 36088-2024 tillsynsbegäran.docx
@@ -345,7 +345,7 @@
     <w:r>
       <w:tab/>
       <w:tab/>
-      <w:t>2025-06-27</w:t>
+      <w:t>2025-06-28</w:t>
       <w:br/>
       <w:br/>
     </w:r>

--- a/tillsyn/A 36088-2024 tillsynsbegäran.docx
+++ b/tillsyn/A 36088-2024 tillsynsbegäran.docx
@@ -345,7 +345,7 @@
     <w:r>
       <w:tab/>
       <w:tab/>
-      <w:t>2025-06-28</w:t>
+      <w:t>2025-06-29</w:t>
       <w:br/>
       <w:br/>
     </w:r>

--- a/tillsyn/A 36088-2024 tillsynsbegäran.docx
+++ b/tillsyn/A 36088-2024 tillsynsbegäran.docx
@@ -345,7 +345,7 @@
     <w:r>
       <w:tab/>
       <w:tab/>
-      <w:t>2025-06-29</w:t>
+      <w:t>2025-06-30</w:t>
       <w:br/>
       <w:br/>
     </w:r>

--- a/tillsyn/A 36088-2024 tillsynsbegäran.docx
+++ b/tillsyn/A 36088-2024 tillsynsbegäran.docx
@@ -345,7 +345,7 @@
     <w:r>
       <w:tab/>
       <w:tab/>
-      <w:t>2025-06-30</w:t>
+      <w:t>2025-07-01</w:t>
       <w:br/>
       <w:br/>
     </w:r>

--- a/tillsyn/A 36088-2024 tillsynsbegäran.docx
+++ b/tillsyn/A 36088-2024 tillsynsbegäran.docx
@@ -345,7 +345,7 @@
     <w:r>
       <w:tab/>
       <w:tab/>
-      <w:t>2025-07-01</w:t>
+      <w:t>2025-07-02</w:t>
       <w:br/>
       <w:br/>
     </w:r>

--- a/tillsyn/A 36088-2024 tillsynsbegäran.docx
+++ b/tillsyn/A 36088-2024 tillsynsbegäran.docx
@@ -345,7 +345,7 @@
     <w:r>
       <w:tab/>
       <w:tab/>
-      <w:t>2025-07-02</w:t>
+      <w:t>2025-07-03</w:t>
       <w:br/>
       <w:br/>
     </w:r>

--- a/tillsyn/A 36088-2024 tillsynsbegäran.docx
+++ b/tillsyn/A 36088-2024 tillsynsbegäran.docx
@@ -345,7 +345,7 @@
     <w:r>
       <w:tab/>
       <w:tab/>
-      <w:t>2025-07-03</w:t>
+      <w:t>2025-07-04</w:t>
       <w:br/>
       <w:br/>
     </w:r>

--- a/tillsyn/A 36088-2024 tillsynsbegäran.docx
+++ b/tillsyn/A 36088-2024 tillsynsbegäran.docx
@@ -345,7 +345,7 @@
     <w:r>
       <w:tab/>
       <w:tab/>
-      <w:t>2025-07-04</w:t>
+      <w:t>2025-07-05</w:t>
       <w:br/>
       <w:br/>
     </w:r>

--- a/tillsyn/A 36088-2024 tillsynsbegäran.docx
+++ b/tillsyn/A 36088-2024 tillsynsbegäran.docx
@@ -345,7 +345,7 @@
     <w:r>
       <w:tab/>
       <w:tab/>
-      <w:t>2025-07-05</w:t>
+      <w:t>2025-07-06</w:t>
       <w:br/>
       <w:br/>
     </w:r>

--- a/tillsyn/A 36088-2024 tillsynsbegäran.docx
+++ b/tillsyn/A 36088-2024 tillsynsbegäran.docx
@@ -345,7 +345,7 @@
     <w:r>
       <w:tab/>
       <w:tab/>
-      <w:t>2025-07-06</w:t>
+      <w:t>2025-07-07</w:t>
       <w:br/>
       <w:br/>
     </w:r>

--- a/tillsyn/A 36088-2024 tillsynsbegäran.docx
+++ b/tillsyn/A 36088-2024 tillsynsbegäran.docx
@@ -345,7 +345,7 @@
     <w:r>
       <w:tab/>
       <w:tab/>
-      <w:t>2025-07-07</w:t>
+      <w:t>2025-07-08</w:t>
       <w:br/>
       <w:br/>
     </w:r>

--- a/tillsyn/A 36088-2024 tillsynsbegäran.docx
+++ b/tillsyn/A 36088-2024 tillsynsbegäran.docx
@@ -109,7 +109,25 @@
         <w:t>Lunglav (NT)</w:t>
       </w:r>
       <w:r>
-        <w:t xml:space="preserve"> är en av vårt lands främsta signalarter som överallt indikerar gamla lövträd, skogsbestånd med höga naturvärden och ekosystem med lång skoglig kontinuitet. Lokalt kan förekomsten vara mycket riklig men den hittas nästan enbart i gamla och ej slutavverkade skogar. Artens samtliga förekomster bör uppmärksammas från naturvårdssynpunkt, då många lokaler även hyser andra ovanliga och rödlistade arter. Rikliga förekomster bör skyddas med biotopskydd, frivilliga avsättningar eller reservat (SLU Artdatabanken, 2024; Nitare &amp; Skogsstyrelsen, 2019).</w:t>
+        <w:t xml:space="preserve"> är en av vårt lands främsta signalarter som överallt indikerar gamla lövträd, skogsbestånd med höga naturvärden och ekosystem med lång skoglig kontinuitet. Lokalt kan förekomsten vara mycket riklig men den hittas nästan enbart i gamla och ej slutavverkade skogar. Artens samtliga förekomster bör uppmärksammas från naturvårdssynpunkt, då många lokaler även hyser andra ovanliga och rödlistade arter. Rikliga förekomster bör skyddas med biotopskydd, frivilliga avsättningar eller reservat. Det finns ett antal sällsynta lavparasiter som växer på lunglav: lunglavsknapp (VU), skrovelmössing (DD), lunglavshårprick (DD), </w:t>
+      </w:r>
+      <w:r>
+        <w:rPr>
+          <w:i/>
+        </w:rPr>
+        <w:t>Calycina alstrupii</w:t>
+      </w:r>
+      <w:r>
+        <w:t xml:space="preserve"> (NA) och </w:t>
+      </w:r>
+      <w:r>
+        <w:rPr>
+          <w:i/>
+        </w:rPr>
+        <w:t>Chalara lobariae</w:t>
+      </w:r>
+      <w:r>
+        <w:t xml:space="preserve"> (NA) (SLU Artdatabanken, 2025; SLU Artdatabanken, 2024; Nitare &amp; Skogsstyrelsen, 2019).</w:t>
       </w:r>
     </w:p>
     <w:p>
@@ -160,7 +178,7 @@
         <w:t>Plectocarpon lichenum</w:t>
       </w:r>
       <w:r>
-        <w:t xml:space="preserve"> (VU). Det finns ytterligare två rödlistade parasiter vilka bara förekommer på lunglav, Skrovelmössing </w:t>
+        <w:t xml:space="preserve"> (VU). Det finns ytterligare ett antal parasiter vilka bara förekommer på lunglav: Skrovelmössing </w:t>
       </w:r>
       <w:r>
         <w:rPr>
@@ -178,7 +196,25 @@
         <w:t>Niesslia lobariae</w:t>
       </w:r>
       <w:r>
-        <w:t xml:space="preserve"> (rödlistad som Kunskapsbrist DD). Skrovelmössing (DD) har små svarta apothecier och bruna, 1-septerade sporer och Lunglavshårprick (DD) har brunhåriga perithecier och färglösa, 1-septerade sporer (SLU Artdatabanken, 2024; Nitare &amp; Skogsstyrelsen, 2019).</w:t>
+        <w:t xml:space="preserve"> (rödlistad som Kunskapsbrist DD). Skrovelmössing (DD) har små svarta apothecier och bruna, 1-septerade sporer och Lunglavshårprick (DD) har brunhåriga perithecier och färglösa, 1-septerade sporer. Nyligen har ytterligare två lavparasiter påträffats i Sverige som växer på lunglav: </w:t>
+      </w:r>
+      <w:r>
+        <w:rPr>
+          <w:i/>
+        </w:rPr>
+        <w:t>Calycina alstrupii</w:t>
+      </w:r>
+      <w:r>
+        <w:t xml:space="preserve"> (NA) och </w:t>
+      </w:r>
+      <w:r>
+        <w:rPr>
+          <w:i/>
+        </w:rPr>
+        <w:t>Chalara lobariae</w:t>
+      </w:r>
+      <w:r>
+        <w:t xml:space="preserve"> (NA) (SLU Artdatabanken, 2025; SLU Artdatabanken, 2024; Nitare &amp; Skogsstyrelsen, 2019).</w:t>
       </w:r>
     </w:p>
     <w:p>
@@ -215,6 +251,20 @@
       </w:r>
       <w:r>
         <w:t>SLU Artdatabanken, Uppsala.</w:t>
+      </w:r>
+    </w:p>
+    <w:p>
+      <w:r>
+        <w:t xml:space="preserve">SLU Artdatabanken, 2025. </w:t>
+      </w:r>
+      <w:r>
+        <w:rPr>
+          <w:i/>
+        </w:rPr>
+        <w:t xml:space="preserve">Över 20 nya lavparasiter för Sverige. </w:t>
+      </w:r>
+      <w:r>
+        <w:t>https://www.slu.se/artdatabanken/arter-och-natur/artiklar/over-20-nya-lavparasiter-for-sverige/</w:t>
       </w:r>
     </w:p>
     <w:sectPr>
@@ -345,7 +395,7 @@
     <w:r>
       <w:tab/>
       <w:tab/>
-      <w:t>2025-07-08</w:t>
+      <w:t>2025-07-09</w:t>
       <w:br/>
       <w:br/>
     </w:r>

--- a/tillsyn/A 36088-2024 tillsynsbegäran.docx
+++ b/tillsyn/A 36088-2024 tillsynsbegäran.docx
@@ -395,7 +395,7 @@
     <w:r>
       <w:tab/>
       <w:tab/>
-      <w:t>2025-07-09</w:t>
+      <w:t>2025-07-11</w:t>
       <w:br/>
       <w:br/>
     </w:r>

--- a/tillsyn/A 36088-2024 tillsynsbegäran.docx
+++ b/tillsyn/A 36088-2024 tillsynsbegäran.docx
@@ -395,7 +395,7 @@
     <w:r>
       <w:tab/>
       <w:tab/>
-      <w:t>2025-07-11</w:t>
+      <w:t>2025-07-12</w:t>
       <w:br/>
       <w:br/>
     </w:r>

--- a/tillsyn/A 36088-2024 tillsynsbegäran.docx
+++ b/tillsyn/A 36088-2024 tillsynsbegäran.docx
@@ -395,7 +395,7 @@
     <w:r>
       <w:tab/>
       <w:tab/>
-      <w:t>2025-08-06</w:t>
+      <w:t>2025-08-09</w:t>
       <w:br/>
       <w:br/>
     </w:r>
